--- a/交易策略報告.docx
+++ b/交易策略報告.docx
@@ -374,13 +374,7 @@
       </w:r>
     </w:p>
     <w:p/>
-    <w:p>
-      <w:pPr>
-        <w:rPr>
-          <w:rFonts w:hint="eastAsia"/>
-        </w:rPr>
-      </w:pPr>
-    </w:p>
+    <w:p/>
     <w:p>
       <w:r>
         <w:rPr>
@@ -613,6 +607,302 @@
       </w:r>
     </w:p>
     <w:p>
+      <w:r>
+        <w:rPr>
+          <w:rFonts w:hint="eastAsia"/>
+        </w:rPr>
+        <w:t>(</w:t>
+      </w:r>
+      <w:r>
+        <w:rPr>
+          <w:rFonts w:hint="eastAsia"/>
+        </w:rPr>
+        <w:t>有沒有沒</w:t>
+      </w:r>
+      <w:proofErr w:type="gramStart"/>
+      <w:r>
+        <w:rPr>
+          <w:rFonts w:hint="eastAsia"/>
+        </w:rPr>
+        <w:t>升降息但</w:t>
+      </w:r>
+      <w:proofErr w:type="gramEnd"/>
+      <w:r>
+        <w:rPr>
+          <w:rFonts w:hint="eastAsia"/>
+        </w:rPr>
+        <w:t>TAIBOR</w:t>
+      </w:r>
+      <w:r>
+        <w:rPr>
+          <w:rFonts w:hint="eastAsia"/>
+        </w:rPr>
+        <w:t>也在動的時候</w:t>
+      </w:r>
+      <w:r>
+        <w:rPr>
+          <w:rFonts w:hint="eastAsia"/>
+        </w:rPr>
+        <w:t>?)</w:t>
+      </w:r>
+    </w:p>
+    <w:p>
+      <w:r>
+        <w:rPr>
+          <w:rFonts w:hint="eastAsia"/>
+        </w:rPr>
+        <w:t xml:space="preserve">3. </w:t>
+      </w:r>
+      <w:r>
+        <w:rPr>
+          <w:rFonts w:hint="eastAsia"/>
+        </w:rPr>
+        <w:t>基準利率</w:t>
+      </w:r>
+      <w:r>
+        <w:rPr>
+          <w:rFonts w:hint="eastAsia"/>
+        </w:rPr>
+        <w:t xml:space="preserve"> (</w:t>
+      </w:r>
+      <w:r>
+        <w:rPr>
+          <w:rFonts w:hint="eastAsia"/>
+        </w:rPr>
+        <w:t>升降</w:t>
+      </w:r>
+      <w:proofErr w:type="gramStart"/>
+      <w:r>
+        <w:rPr>
+          <w:rFonts w:hint="eastAsia"/>
+        </w:rPr>
+        <w:t>息</w:t>
+      </w:r>
+      <w:proofErr w:type="gramEnd"/>
+      <w:r>
+        <w:rPr>
+          <w:rFonts w:hint="eastAsia"/>
+        </w:rPr>
+        <w:t>路徑</w:t>
+      </w:r>
+      <w:r>
+        <w:rPr>
+          <w:rFonts w:hint="eastAsia"/>
+        </w:rPr>
+        <w:t>)</w:t>
+      </w:r>
+    </w:p>
+    <w:p>
+      <w:r>
+        <w:rPr>
+          <w:rFonts w:hint="eastAsia"/>
+        </w:rPr>
+        <w:t>美國基準利率</w:t>
+      </w:r>
+    </w:p>
+    <w:p/>
+    <w:p>
+      <w:r>
+        <w:rPr>
+          <w:rFonts w:hint="eastAsia"/>
+        </w:rPr>
+        <w:t xml:space="preserve">4. </w:t>
+      </w:r>
+      <w:r>
+        <w:rPr>
+          <w:rFonts w:hint="eastAsia"/>
+        </w:rPr>
+        <w:t>經濟成長率</w:t>
+      </w:r>
+    </w:p>
+    <w:p>
+      <w:r>
+        <w:rPr>
+          <w:rFonts w:hint="eastAsia"/>
+        </w:rPr>
+        <w:t xml:space="preserve">5. </w:t>
+      </w:r>
+      <w:r>
+        <w:rPr>
+          <w:rFonts w:hint="eastAsia"/>
+        </w:rPr>
+        <w:t>通膨率</w:t>
+      </w:r>
+      <w:r>
+        <w:rPr>
+          <w:rFonts w:hint="eastAsia"/>
+        </w:rPr>
+        <w:t xml:space="preserve"> </w:t>
+      </w:r>
+    </w:p>
+    <w:p/>
+    <w:p>
+      <w:r>
+        <w:rPr>
+          <w:rFonts w:hint="eastAsia"/>
+        </w:rPr>
+        <w:t xml:space="preserve">6. </w:t>
+      </w:r>
+      <w:r>
+        <w:rPr>
+          <w:rFonts w:hint="eastAsia"/>
+        </w:rPr>
+        <w:t>葛林斯潘報告</w:t>
+      </w:r>
+    </w:p>
+    <w:p>
+      <w:r>
+        <w:rPr>
+          <w:rFonts w:hint="eastAsia"/>
+        </w:rPr>
+        <w:t xml:space="preserve">7. </w:t>
+      </w:r>
+      <w:r>
+        <w:rPr>
+          <w:rFonts w:hint="eastAsia"/>
+        </w:rPr>
+        <w:t>2000</w:t>
+      </w:r>
+      <w:r>
+        <w:rPr>
+          <w:rFonts w:hint="eastAsia"/>
+        </w:rPr>
+        <w:t>年</w:t>
+      </w:r>
+      <w:r>
+        <w:rPr>
+          <w:rFonts w:hint="eastAsia"/>
+        </w:rPr>
+        <w:t>網路時代生產力提升帶來的成本降低</w:t>
+      </w:r>
+      <w:r>
+        <w:rPr>
+          <w:rFonts w:hint="eastAsia"/>
+        </w:rPr>
+        <w:t>?</w:t>
+      </w:r>
+    </w:p>
+    <w:p/>
+    <w:p/>
+    <w:p>
+      <w:r>
+        <w:rPr>
+          <w:rFonts w:hint="eastAsia"/>
+        </w:rPr>
+        <w:t>目前各年期</w:t>
+      </w:r>
+      <w:r>
+        <w:rPr>
+          <w:rFonts w:hint="eastAsia"/>
+        </w:rPr>
+        <w:t>IRS</w:t>
+      </w:r>
+      <w:r>
+        <w:rPr>
+          <w:rFonts w:hint="eastAsia"/>
+        </w:rPr>
+        <w:t>利率</w:t>
+      </w:r>
+      <w:r>
+        <w:rPr>
+          <w:rFonts w:hint="eastAsia"/>
+        </w:rPr>
+        <w:t>?</w:t>
+      </w:r>
+    </w:p>
+    <w:p>
+      <w:r>
+        <w:rPr>
+          <w:rFonts w:hint="eastAsia"/>
+        </w:rPr>
+        <w:t>3</w:t>
+      </w:r>
+      <w:r>
+        <w:t>M TAIBOR</w:t>
+      </w:r>
+      <w:r>
+        <w:rPr>
+          <w:rFonts w:hint="eastAsia"/>
+        </w:rPr>
+        <w:t>：</w:t>
+      </w:r>
+      <w:r>
+        <w:rPr>
+          <w:rFonts w:hint="eastAsia"/>
+        </w:rPr>
+        <w:t>1.6</w:t>
+      </w:r>
+      <w:r>
+        <w:t>8%</w:t>
+      </w:r>
+    </w:p>
+    <w:p>
+      <w:r>
+        <w:rPr>
+          <w:rFonts w:hint="eastAsia"/>
+        </w:rPr>
+        <w:t>6</w:t>
+      </w:r>
+      <w:r>
+        <w:t>M 1.745%</w:t>
+      </w:r>
+    </w:p>
+    <w:p>
+      <w:r>
+        <w:rPr>
+          <w:rFonts w:hint="eastAsia"/>
+        </w:rPr>
+        <w:t>1</w:t>
+      </w:r>
+      <w:r>
+        <w:t xml:space="preserve">Y </w:t>
+      </w:r>
+      <w:r>
+        <w:rPr>
+          <w:rFonts w:hint="eastAsia"/>
+        </w:rPr>
+        <w:t>1.86%</w:t>
+      </w:r>
+    </w:p>
+    <w:p>
+      <w:r>
+        <w:rPr>
+          <w:rFonts w:hint="eastAsia"/>
+        </w:rPr>
+        <w:t>2</w:t>
+      </w:r>
+      <w:r>
+        <w:t xml:space="preserve">Y </w:t>
+      </w:r>
+      <w:r>
+        <w:rPr>
+          <w:rFonts w:hint="eastAsia"/>
+        </w:rPr>
+        <w:t>2.04%</w:t>
+      </w:r>
+    </w:p>
+    <w:p>
+      <w:r>
+        <w:rPr>
+          <w:rFonts w:hint="eastAsia"/>
+        </w:rPr>
+        <w:t>5</w:t>
+      </w:r>
+      <w:r>
+        <w:t xml:space="preserve">Y </w:t>
+      </w:r>
+      <w:r>
+        <w:rPr>
+          <w:rFonts w:hint="eastAsia"/>
+        </w:rPr>
+        <w:t>2.255%</w:t>
+      </w:r>
+    </w:p>
+    <w:p/>
+    <w:p/>
+    <w:p/>
+    <w:p/>
+    <w:p>
       <w:pPr>
         <w:rPr>
           <w:rFonts w:hint="eastAsia"/>
@@ -622,291 +912,207 @@
         <w:rPr>
           <w:rFonts w:hint="eastAsia"/>
         </w:rPr>
+        <w:lastRenderedPageBreak/>
+        <w:t>算出</w:t>
+      </w:r>
+      <w:r>
+        <w:rPr>
+          <w:rFonts w:hint="eastAsia"/>
+        </w:rPr>
+        <w:t>1y 2y 5y</w:t>
+      </w:r>
+      <w:r>
+        <w:rPr>
+          <w:rFonts w:hint="eastAsia"/>
+        </w:rPr>
+        <w:t xml:space="preserve"> </w:t>
+      </w:r>
+      <w:r>
+        <w:t>fair price</w:t>
+      </w:r>
+    </w:p>
+    <w:p>
+      <w:r>
+        <w:rPr>
+          <w:rFonts w:hint="eastAsia"/>
+        </w:rPr>
+        <w:t>用</w:t>
+      </w:r>
+      <w:r>
+        <w:rPr>
+          <w:rFonts w:hint="eastAsia"/>
+        </w:rPr>
+        <w:t>AI</w:t>
+      </w:r>
+      <w:r>
+        <w:rPr>
+          <w:rFonts w:hint="eastAsia"/>
+        </w:rPr>
+        <w:t>做一個升息互動網頁</w:t>
+      </w:r>
+      <w:r>
+        <w:rPr>
+          <w:rFonts w:hint="eastAsia"/>
+        </w:rPr>
         <w:t>(</w:t>
       </w:r>
       <w:r>
         <w:rPr>
           <w:rFonts w:hint="eastAsia"/>
         </w:rPr>
-        <w:t>有沒有沒</w:t>
+        <w:t>要</w:t>
       </w:r>
       <w:proofErr w:type="gramStart"/>
       <w:r>
         <w:rPr>
           <w:rFonts w:hint="eastAsia"/>
         </w:rPr>
-        <w:t>升降息但</w:t>
+        <w:t>離線版</w:t>
       </w:r>
       <w:proofErr w:type="gramEnd"/>
       <w:r>
         <w:rPr>
           <w:rFonts w:hint="eastAsia"/>
         </w:rPr>
-        <w:t>TAIBOR</w:t>
-      </w:r>
-      <w:r>
-        <w:rPr>
-          <w:rFonts w:hint="eastAsia"/>
-        </w:rPr>
-        <w:t>也在動的時候</w:t>
-      </w:r>
-      <w:r>
-        <w:rPr>
-          <w:rFonts w:hint="eastAsia"/>
-        </w:rPr>
-        <w:t>?)</w:t>
-      </w:r>
-    </w:p>
-    <w:p>
-      <w:r>
-        <w:rPr>
-          <w:rFonts w:hint="eastAsia"/>
-        </w:rPr>
-        <w:t xml:space="preserve">3. </w:t>
-      </w:r>
-      <w:r>
-        <w:rPr>
-          <w:rFonts w:hint="eastAsia"/>
-        </w:rPr>
-        <w:t>基準利率</w:t>
-      </w:r>
-      <w:r>
-        <w:rPr>
-          <w:rFonts w:hint="eastAsia"/>
-        </w:rPr>
-        <w:t xml:space="preserve"> (</w:t>
-      </w:r>
-      <w:r>
-        <w:rPr>
-          <w:rFonts w:hint="eastAsia"/>
-        </w:rPr>
-        <w:t>升降</w:t>
+        <w:t>)</w:t>
+      </w:r>
+    </w:p>
+    <w:p/>
+    <w:p>
+      <w:r>
+        <w:rPr>
+          <w:rFonts w:hint="eastAsia"/>
+        </w:rPr>
+        <w:t>還有</w:t>
+      </w:r>
+      <w:r>
+        <w:rPr>
+          <w:rFonts w:hint="eastAsia"/>
+        </w:rPr>
+        <w:t>RV</w:t>
+      </w:r>
+    </w:p>
+    <w:p/>
+    <w:p>
+      <w:r>
+        <w:rPr>
+          <w:rFonts w:hint="eastAsia"/>
+        </w:rPr>
+        <w:t>附上</w:t>
+      </w:r>
+      <w:r>
+        <w:rPr>
+          <w:rFonts w:hint="eastAsia"/>
+        </w:rPr>
+        <w:t>WIRP</w:t>
+      </w:r>
+      <w:r>
+        <w:rPr>
+          <w:rFonts w:hint="eastAsia"/>
+        </w:rPr>
+        <w:t>說明美國並未預期</w:t>
+      </w:r>
+      <w:r>
+        <w:rPr>
+          <w:rFonts w:hint="eastAsia"/>
+        </w:rPr>
+        <w:t>多次升息</w:t>
+      </w:r>
+    </w:p>
+    <w:p>
+      <w:r>
+        <w:rPr>
+          <w:rFonts w:hint="eastAsia"/>
+        </w:rPr>
+        <w:t>附上外商報告</w:t>
+      </w:r>
+      <w:r>
+        <w:rPr>
+          <w:rFonts w:hint="eastAsia"/>
+        </w:rPr>
+        <w:t xml:space="preserve"> </w:t>
+      </w:r>
+      <w:r>
+        <w:rPr>
+          <w:rFonts w:hint="eastAsia"/>
+        </w:rPr>
+        <w:t>最極端情況也低於</w:t>
+      </w:r>
+      <w:r>
+        <w:rPr>
+          <w:rFonts w:hint="eastAsia"/>
+        </w:rPr>
+        <w:t>5%(</w:t>
+      </w:r>
+      <w:r>
+        <w:rPr>
+          <w:rFonts w:hint="eastAsia"/>
+        </w:rPr>
+        <w:t>即不到</w:t>
+      </w:r>
+      <w:r>
+        <w:rPr>
+          <w:rFonts w:hint="eastAsia"/>
+        </w:rPr>
+        <w:t>5</w:t>
+      </w:r>
+      <w:r>
+        <w:rPr>
+          <w:rFonts w:hint="eastAsia"/>
+        </w:rPr>
+        <w:t>次</w:t>
+      </w:r>
+      <w:r>
+        <w:rPr>
+          <w:rFonts w:hint="eastAsia"/>
+        </w:rPr>
+        <w:t>)</w:t>
+      </w:r>
+    </w:p>
+    <w:p/>
+    <w:p>
+      <w:pPr>
+        <w:rPr>
+          <w:rFonts w:hint="eastAsia"/>
+        </w:rPr>
+      </w:pPr>
+      <w:r>
+        <w:rPr>
+          <w:rFonts w:hint="eastAsia"/>
+        </w:rPr>
+        <w:t>是否重演</w:t>
+      </w:r>
+      <w:r>
+        <w:rPr>
+          <w:rFonts w:hint="eastAsia"/>
+        </w:rPr>
+        <w:t xml:space="preserve">2010-2011 </w:t>
+      </w:r>
+      <w:r>
+        <w:rPr>
+          <w:rFonts w:hint="eastAsia"/>
+        </w:rPr>
+        <w:t>美國</w:t>
       </w:r>
       <w:proofErr w:type="gramStart"/>
       <w:r>
         <w:rPr>
           <w:rFonts w:hint="eastAsia"/>
         </w:rPr>
-        <w:t>息</w:t>
+        <w:t>沒升但</w:t>
       </w:r>
       <w:proofErr w:type="gramEnd"/>
       <w:r>
         <w:rPr>
           <w:rFonts w:hint="eastAsia"/>
         </w:rPr>
-        <w:t>路徑</w:t>
-      </w:r>
-      <w:r>
-        <w:rPr>
-          <w:rFonts w:hint="eastAsia"/>
-        </w:rPr>
-        <w:t>)</w:t>
-      </w:r>
-    </w:p>
-    <w:p/>
-    <w:p>
-      <w:pPr>
-        <w:rPr>
-          <w:rFonts w:hint="eastAsia"/>
-        </w:rPr>
-      </w:pPr>
-    </w:p>
-    <w:p>
-      <w:r>
-        <w:rPr>
-          <w:rFonts w:hint="eastAsia"/>
-        </w:rPr>
-        <w:t xml:space="preserve">4. </w:t>
-      </w:r>
-      <w:r>
-        <w:rPr>
-          <w:rFonts w:hint="eastAsia"/>
-        </w:rPr>
-        <w:t>經濟成長率</w:t>
-      </w:r>
-    </w:p>
-    <w:p>
-      <w:r>
-        <w:rPr>
-          <w:rFonts w:hint="eastAsia"/>
-        </w:rPr>
-        <w:t xml:space="preserve">5. </w:t>
-      </w:r>
-      <w:r>
-        <w:rPr>
-          <w:rFonts w:hint="eastAsia"/>
-        </w:rPr>
-        <w:t>通膨率</w:t>
-      </w:r>
-      <w:r>
-        <w:rPr>
-          <w:rFonts w:hint="eastAsia"/>
-        </w:rPr>
-        <w:t xml:space="preserve"> </w:t>
-      </w:r>
-    </w:p>
-    <w:p/>
-    <w:p>
-      <w:r>
-        <w:rPr>
-          <w:rFonts w:hint="eastAsia"/>
-        </w:rPr>
-        <w:t xml:space="preserve">6. </w:t>
-      </w:r>
-      <w:r>
-        <w:rPr>
-          <w:rFonts w:hint="eastAsia"/>
-        </w:rPr>
-        <w:t>葛林斯潘報告</w:t>
-      </w:r>
-    </w:p>
-    <w:p>
-      <w:r>
-        <w:rPr>
-          <w:rFonts w:hint="eastAsia"/>
-        </w:rPr>
-        <w:t xml:space="preserve">7. </w:t>
-      </w:r>
-      <w:r>
-        <w:rPr>
-          <w:rFonts w:hint="eastAsia"/>
-        </w:rPr>
-        <w:t>2000</w:t>
-      </w:r>
-      <w:r>
-        <w:rPr>
-          <w:rFonts w:hint="eastAsia"/>
-        </w:rPr>
-        <w:t>年</w:t>
-      </w:r>
-      <w:r>
-        <w:rPr>
-          <w:rFonts w:hint="eastAsia"/>
-        </w:rPr>
-        <w:t>網路時代生產力提升帶來的成本降低</w:t>
+        <w:t>台灣升</w:t>
       </w:r>
       <w:r>
         <w:rPr>
           <w:rFonts w:hint="eastAsia"/>
         </w:rPr>
         <w:t>?</w:t>
-      </w:r>
-    </w:p>
-    <w:p/>
-    <w:p>
-      <w:r>
-        <w:rPr>
-          <w:rFonts w:hint="eastAsia"/>
-        </w:rPr>
-        <w:t>目前各年期</w:t>
-      </w:r>
-      <w:r>
-        <w:rPr>
-          <w:rFonts w:hint="eastAsia"/>
-        </w:rPr>
-        <w:t>IRS</w:t>
-      </w:r>
-      <w:r>
-        <w:rPr>
-          <w:rFonts w:hint="eastAsia"/>
-        </w:rPr>
-        <w:t>利率</w:t>
-      </w:r>
-      <w:r>
-        <w:rPr>
-          <w:rFonts w:hint="eastAsia"/>
-        </w:rPr>
-        <w:t>?</w:t>
-      </w:r>
-    </w:p>
-    <w:p>
-      <w:r>
-        <w:rPr>
-          <w:rFonts w:hint="eastAsia"/>
-        </w:rPr>
-        <w:t>3</w:t>
-      </w:r>
-      <w:r>
-        <w:t>M TAIBOR</w:t>
-      </w:r>
-      <w:r>
-        <w:rPr>
-          <w:rFonts w:hint="eastAsia"/>
-        </w:rPr>
-        <w:t>：</w:t>
-      </w:r>
-      <w:r>
-        <w:rPr>
-          <w:rFonts w:hint="eastAsia"/>
-        </w:rPr>
-        <w:t>1.67822</w:t>
-      </w:r>
-    </w:p>
-    <w:p>
-      <w:r>
-        <w:rPr>
-          <w:rFonts w:hint="eastAsia"/>
-        </w:rPr>
-        <w:t>6</w:t>
-      </w:r>
-      <w:r>
-        <w:t>M 1.745%</w:t>
-      </w:r>
-    </w:p>
-    <w:p>
-      <w:r>
-        <w:rPr>
-          <w:rFonts w:hint="eastAsia"/>
-        </w:rPr>
-        <w:t>1</w:t>
-      </w:r>
-      <w:r>
-        <w:t xml:space="preserve">Y </w:t>
-      </w:r>
-      <w:r>
-        <w:rPr>
-          <w:rFonts w:hint="eastAsia"/>
-        </w:rPr>
-        <w:t>1.86%</w:t>
-      </w:r>
-    </w:p>
-    <w:p>
-      <w:r>
-        <w:rPr>
-          <w:rFonts w:hint="eastAsia"/>
-        </w:rPr>
-        <w:t>2</w:t>
-      </w:r>
-      <w:r>
-        <w:t xml:space="preserve">Y </w:t>
-      </w:r>
-      <w:r>
-        <w:rPr>
-          <w:rFonts w:hint="eastAsia"/>
-        </w:rPr>
-        <w:t>2.04%</w:t>
-      </w:r>
-    </w:p>
-    <w:p>
-      <w:pPr>
-        <w:rPr>
-          <w:rFonts w:hint="eastAsia"/>
-        </w:rPr>
-      </w:pPr>
-      <w:r>
-        <w:rPr>
-          <w:rFonts w:hint="eastAsia"/>
-        </w:rPr>
-        <w:t>5</w:t>
-      </w:r>
-      <w:r>
-        <w:t xml:space="preserve">Y </w:t>
-      </w:r>
-      <w:r>
-        <w:rPr>
-          <w:rFonts w:hint="eastAsia"/>
-        </w:rPr>
-        <w:t>2.255%</w:t>
       </w:r>
     </w:p>
     <w:sectPr>
